--- a/系統文件/第1章/1-3系統目的與目標.docx
+++ b/系統文件/第1章/1-3系統目的與目標.docx
@@ -2,170 +2,6 @@
 <file path=word/document.xml><?xml version="1.0" encoding="utf-8"?>
 <w:document xmlns:wpc="http://schemas.microsoft.com/office/word/2010/wordprocessingCanvas" xmlns:cx="http://schemas.microsoft.com/office/drawing/2014/chartex" xmlns:cx1="http://schemas.microsoft.com/office/drawing/2015/9/8/chartex" xmlns:cx2="http://schemas.microsoft.com/office/drawing/2015/10/21/chartex" xmlns:cx3="http://schemas.microsoft.com/office/drawing/2016/5/9/chartex" xmlns:cx4="http://schemas.microsoft.com/office/drawing/2016/5/10/chartex" xmlns:cx5="http://schemas.microsoft.com/office/drawing/2016/5/11/chartex" xmlns:cx6="http://schemas.microsoft.com/office/drawing/2016/5/12/chartex" xmlns:cx7="http://schemas.microsoft.com/office/drawing/2016/5/13/chartex" xmlns:cx8="http://schemas.microsoft.com/office/drawing/2016/5/14/chartex" xmlns:mc="http://schemas.openxmlformats.org/markup-compatibility/2006" xmlns:aink="http://schemas.microsoft.com/office/drawing/2016/ink" xmlns:am3d="http://schemas.microsoft.com/office/drawing/2017/model3d" xmlns:o="urn:schemas-microsoft-com:office:office" xmlns:r="http://schemas.openxmlformats.org/officeDocument/2006/relationships" xmlns:m="http://schemas.openxmlformats.org/officeDocument/2006/math" xmlns:v="urn:schemas-microsoft-com:vml" xmlns:wp14="http://schemas.microsoft.com/office/word/2010/wordprocessingDrawing" xmlns:wp="http://schemas.openxmlformats.org/drawingml/2006/wordprocessingDrawing" xmlns:w10="urn:schemas-microsoft-com:office:word" xmlns:w="http://schemas.openxmlformats.org/wordprocessingml/2006/main" xmlns:w14="http://schemas.microsoft.com/office/word/2010/wordml" xmlns:w15="http://schemas.microsoft.com/office/word/2012/wordml" xmlns:w16cex="http://schemas.microsoft.com/office/word/2018/wordml/cex" xmlns:w16cid="http://schemas.microsoft.com/office/word/2016/wordml/cid" xmlns:w16="http://schemas.microsoft.com/office/word/2018/wordml" xmlns:w16sdtdh="http://schemas.microsoft.com/office/word/2020/wordml/sdtdatahash" xmlns:w16se="http://schemas.microsoft.com/office/word/2015/wordml/symex" xmlns:wpg="http://schemas.microsoft.com/office/word/2010/wordprocessingGroup" xmlns:wpi="http://schemas.microsoft.com/office/word/2010/wordprocessingInk" xmlns:wne="http://schemas.microsoft.com/office/word/2006/wordml" xmlns:wps="http://schemas.microsoft.com/office/word/2010/wordprocessingShape" mc:Ignorable="w14 w15 w16se w16cid w16 w16cex w16sdtdh wp14">
   <w:body>
-    <w:p>
-      <w:pPr>
-        <w:rPr>
-          <w:b/>
-          <w:bCs/>
-          <w:sz w:val="32"/>
-          <w:szCs w:val="32"/>
-        </w:rPr>
-      </w:pPr>
-      <w:r>
-        <w:rPr>
-          <w:rFonts w:hint="eastAsia"/>
-          <w:b/>
-          <w:bCs/>
-          <w:sz w:val="32"/>
-          <w:szCs w:val="32"/>
-        </w:rPr>
-        <w:t>第一章</w:t>
-      </w:r>
-      <w:r>
-        <w:rPr>
-          <w:rFonts w:hint="eastAsia"/>
-          <w:b/>
-          <w:bCs/>
-          <w:sz w:val="32"/>
-          <w:szCs w:val="32"/>
-        </w:rPr>
-        <w:t xml:space="preserve"> </w:t>
-      </w:r>
-      <w:r>
-        <w:rPr>
-          <w:rFonts w:hint="eastAsia"/>
-          <w:b/>
-          <w:bCs/>
-          <w:sz w:val="32"/>
-          <w:szCs w:val="32"/>
-        </w:rPr>
-        <w:t>前言</w:t>
-      </w:r>
-    </w:p>
-    <w:p>
-      <w:pPr>
-        <w:rPr>
-          <w:sz w:val="36"/>
-          <w:szCs w:val="36"/>
-        </w:rPr>
-      </w:pPr>
-      <w:r>
-        <w:rPr>
-          <w:rFonts w:hint="eastAsia"/>
-          <w:b/>
-          <w:bCs/>
-          <w:sz w:val="36"/>
-          <w:szCs w:val="36"/>
-        </w:rPr>
-        <w:t>1-1</w:t>
-      </w:r>
-      <w:r>
-        <w:rPr>
-          <w:rFonts w:hint="eastAsia"/>
-          <w:b/>
-          <w:bCs/>
-          <w:sz w:val="36"/>
-          <w:szCs w:val="36"/>
-        </w:rPr>
-        <w:t>背景介紹</w:t>
-      </w:r>
-    </w:p>
-    <w:p>
-      <w:pPr>
-        <w:rPr>
-          <w:sz w:val="32"/>
-          <w:szCs w:val="32"/>
-        </w:rPr>
-      </w:pPr>
-      <w:r>
-        <w:rPr>
-          <w:rFonts w:hint="eastAsia"/>
-          <w:sz w:val="32"/>
-          <w:szCs w:val="32"/>
-        </w:rPr>
-        <w:t>近年來日本文化在台灣的影響力持續攀升，無論是動漫、戲劇、音樂、美食或觀光旅遊，都讓越來越多人對日文產生興趣。</w:t>
-      </w:r>
-    </w:p>
-    <w:p>
-      <w:pPr>
-        <w:rPr>
-          <w:sz w:val="32"/>
-          <w:szCs w:val="32"/>
-        </w:rPr>
-      </w:pPr>
-    </w:p>
-    <w:p>
-      <w:pPr>
-        <w:rPr>
-          <w:sz w:val="32"/>
-          <w:szCs w:val="32"/>
-        </w:rPr>
-      </w:pPr>
-      <w:r>
-        <w:rPr>
-          <w:rFonts w:hint="eastAsia"/>
-          <w:sz w:val="32"/>
-          <w:szCs w:val="32"/>
-        </w:rPr>
-        <w:t>然而，傳統的日文學習方式多半透過課本、補習班或單字</w:t>
-      </w:r>
-      <w:r>
-        <w:rPr>
-          <w:rFonts w:hint="eastAsia"/>
-          <w:sz w:val="32"/>
-          <w:szCs w:val="32"/>
-        </w:rPr>
-        <w:t xml:space="preserve"> App</w:t>
-      </w:r>
-      <w:r>
-        <w:rPr>
-          <w:rFonts w:hint="eastAsia"/>
-          <w:sz w:val="32"/>
-          <w:szCs w:val="32"/>
-        </w:rPr>
-        <w:t>，內容偏向制式化且脫離生活情境，導致學習者容易感到枯燥而中途放棄。同時，隨著智慧型手機的普及與影像辨識、</w:t>
-      </w:r>
-      <w:r>
-        <w:rPr>
-          <w:rFonts w:hint="eastAsia"/>
-          <w:sz w:val="32"/>
-          <w:szCs w:val="32"/>
-        </w:rPr>
-        <w:t xml:space="preserve">AI </w:t>
-      </w:r>
-      <w:r>
-        <w:rPr>
-          <w:rFonts w:hint="eastAsia"/>
-          <w:sz w:val="32"/>
-          <w:szCs w:val="32"/>
-        </w:rPr>
-        <w:t>技術的成熟，使「拍照即學習」成為可能，讓學習者能將生活中遇到的事物即時轉化為學習素材。</w:t>
-      </w:r>
-    </w:p>
-    <w:p>
-      <w:pPr>
-        <w:rPr>
-          <w:sz w:val="32"/>
-          <w:szCs w:val="32"/>
-        </w:rPr>
-      </w:pPr>
-    </w:p>
-    <w:p>
-      <w:pPr>
-        <w:rPr>
-          <w:sz w:val="32"/>
-          <w:szCs w:val="32"/>
-        </w:rPr>
-      </w:pPr>
-      <w:r>
-        <w:rPr>
-          <w:rFonts w:hint="eastAsia"/>
-          <w:sz w:val="32"/>
-          <w:szCs w:val="32"/>
-        </w:rPr>
-        <w:t>本系統正是在這樣的背景下誕生，希望結合拍照辨識、情境學習與社群互動，打造一款能融入日常生活的日文學習應用程式。</w:t>
-      </w:r>
-    </w:p>
     <w:p>
       <w:pPr>
         <w:widowControl/>

--- a/系統文件/第1章/1-3系統目的與目標.docx
+++ b/系統文件/第1章/1-3系統目的與目標.docx
@@ -4,22 +4,6 @@
   <w:body>
     <w:p>
       <w:pPr>
-        <w:widowControl/>
-        <w:rPr>
-          <w:sz w:val="32"/>
-          <w:szCs w:val="32"/>
-        </w:rPr>
-      </w:pPr>
-      <w:r>
-        <w:rPr>
-          <w:sz w:val="32"/>
-          <w:szCs w:val="32"/>
-        </w:rPr>
-        <w:br w:type="page"/>
-      </w:r>
-    </w:p>
-    <w:p>
-      <w:pPr>
         <w:rPr>
           <w:b/>
           <w:bCs/>
@@ -35,214 +19,6 @@
           <w:sz w:val="36"/>
           <w:szCs w:val="36"/>
         </w:rPr>
-        <w:lastRenderedPageBreak/>
-        <w:t xml:space="preserve">1-2 </w:t>
-      </w:r>
-      <w:r>
-        <w:rPr>
-          <w:rFonts w:hint="eastAsia"/>
-          <w:b/>
-          <w:bCs/>
-          <w:sz w:val="36"/>
-          <w:szCs w:val="36"/>
-        </w:rPr>
-        <w:t>動機</w:t>
-      </w:r>
-    </w:p>
-    <w:p>
-      <w:pPr>
-        <w:rPr>
-          <w:sz w:val="32"/>
-          <w:szCs w:val="32"/>
-        </w:rPr>
-      </w:pPr>
-      <w:r>
-        <w:rPr>
-          <w:rFonts w:hint="eastAsia"/>
-          <w:sz w:val="32"/>
-          <w:szCs w:val="32"/>
-        </w:rPr>
-        <w:t>我們觀察到許多人雖然對日文有興趣，但常因下列原因半途而廢：</w:t>
-      </w:r>
-    </w:p>
-    <w:p>
-      <w:pPr>
-        <w:rPr>
-          <w:sz w:val="32"/>
-          <w:szCs w:val="32"/>
-        </w:rPr>
-      </w:pPr>
-      <w:r>
-        <w:rPr>
-          <w:rFonts w:hint="eastAsia"/>
-          <w:sz w:val="32"/>
-          <w:szCs w:val="32"/>
-        </w:rPr>
-        <w:t>1.</w:t>
-      </w:r>
-      <w:r>
-        <w:rPr>
-          <w:rFonts w:hint="eastAsia"/>
-          <w:sz w:val="32"/>
-          <w:szCs w:val="32"/>
-        </w:rPr>
-        <w:t>學習內容枯燥：背單字缺乏情境，學完很快忘記。</w:t>
-      </w:r>
-    </w:p>
-    <w:p>
-      <w:pPr>
-        <w:rPr>
-          <w:sz w:val="32"/>
-          <w:szCs w:val="32"/>
-        </w:rPr>
-      </w:pPr>
-      <w:r>
-        <w:rPr>
-          <w:rFonts w:hint="eastAsia"/>
-          <w:sz w:val="32"/>
-          <w:szCs w:val="32"/>
-        </w:rPr>
-        <w:t>2.</w:t>
-      </w:r>
-      <w:r>
-        <w:rPr>
-          <w:rFonts w:hint="eastAsia"/>
-          <w:sz w:val="32"/>
-          <w:szCs w:val="32"/>
-        </w:rPr>
-        <w:t>缺乏實際應用場景：學了卻沒機會用，學習動力降低。</w:t>
-      </w:r>
-    </w:p>
-    <w:p>
-      <w:pPr>
-        <w:rPr>
-          <w:sz w:val="32"/>
-          <w:szCs w:val="32"/>
-        </w:rPr>
-      </w:pPr>
-      <w:r>
-        <w:rPr>
-          <w:rFonts w:hint="eastAsia"/>
-          <w:sz w:val="32"/>
-          <w:szCs w:val="32"/>
-        </w:rPr>
-        <w:t>3.</w:t>
-      </w:r>
-      <w:r>
-        <w:rPr>
-          <w:rFonts w:hint="eastAsia"/>
-          <w:sz w:val="32"/>
-          <w:szCs w:val="32"/>
-        </w:rPr>
-        <w:t>無法持續：缺少回饋與成就感，難以養成每日學習習慣。</w:t>
-      </w:r>
-    </w:p>
-    <w:p>
-      <w:pPr>
-        <w:rPr>
-          <w:sz w:val="32"/>
-          <w:szCs w:val="32"/>
-        </w:rPr>
-      </w:pPr>
-      <w:r>
-        <w:rPr>
-          <w:rFonts w:hint="eastAsia"/>
-          <w:sz w:val="32"/>
-          <w:szCs w:val="32"/>
-        </w:rPr>
-        <w:t>4.</w:t>
-      </w:r>
-      <w:r>
-        <w:rPr>
-          <w:rFonts w:hint="eastAsia"/>
-          <w:sz w:val="32"/>
-          <w:szCs w:val="32"/>
-        </w:rPr>
-        <w:t>互動性不足：傳統</w:t>
-      </w:r>
-      <w:r>
-        <w:rPr>
-          <w:rFonts w:hint="eastAsia"/>
-          <w:sz w:val="32"/>
-          <w:szCs w:val="32"/>
-        </w:rPr>
-        <w:t xml:space="preserve"> App </w:t>
-      </w:r>
-      <w:r>
-        <w:rPr>
-          <w:rFonts w:hint="eastAsia"/>
-          <w:sz w:val="32"/>
-          <w:szCs w:val="32"/>
-        </w:rPr>
-        <w:t>多為單機體驗，缺乏與他人交流的機會。</w:t>
-      </w:r>
-    </w:p>
-    <w:p>
-      <w:pPr>
-        <w:rPr>
-          <w:sz w:val="32"/>
-          <w:szCs w:val="32"/>
-        </w:rPr>
-      </w:pPr>
-      <w:r>
-        <w:rPr>
-          <w:rFonts w:hint="eastAsia"/>
-          <w:sz w:val="32"/>
-          <w:szCs w:val="32"/>
-        </w:rPr>
-        <w:t>因此，我們希望開發一款</w:t>
-      </w:r>
-      <w:r>
-        <w:rPr>
-          <w:rFonts w:hint="eastAsia"/>
-          <w:sz w:val="32"/>
-          <w:szCs w:val="32"/>
-        </w:rPr>
-        <w:t xml:space="preserve"> App</w:t>
-      </w:r>
-      <w:r>
-        <w:rPr>
-          <w:rFonts w:hint="eastAsia"/>
-          <w:sz w:val="32"/>
-          <w:szCs w:val="32"/>
-        </w:rPr>
-        <w:t>，讓使用者能在真實的生活場景中學日文。例如在拉麵店拍下菜單就能學到餐點單字、在車站拍下指示牌就能認識交通用語。透過將「學習」與「生活」結合，提高使用者的持續學習意願。</w:t>
-      </w:r>
-    </w:p>
-    <w:p>
-      <w:pPr>
-        <w:widowControl/>
-        <w:rPr>
-          <w:sz w:val="32"/>
-          <w:szCs w:val="32"/>
-        </w:rPr>
-      </w:pPr>
-      <w:r>
-        <w:rPr>
-          <w:sz w:val="32"/>
-          <w:szCs w:val="32"/>
-        </w:rPr>
-        <w:br w:type="page"/>
-      </w:r>
-    </w:p>
-    <w:p>
-      <w:pPr>
-        <w:rPr>
-          <w:b/>
-          <w:bCs/>
-          <w:sz w:val="36"/>
-          <w:szCs w:val="36"/>
-        </w:rPr>
-      </w:pPr>
-      <w:r>
-        <w:rPr>
-          <w:rFonts w:hint="eastAsia"/>
-          <w:b/>
-          <w:bCs/>
-          <w:sz w:val="36"/>
-          <w:szCs w:val="36"/>
-        </w:rPr>
-        <w:lastRenderedPageBreak/>
         <w:t>1-3</w:t>
       </w:r>
       <w:r>

--- a/系統文件/第1章/1-3系統目的與目標.docx
+++ b/系統文件/第1章/1-3系統目的與目標.docx
@@ -534,338 +534,13 @@
     </w:p>
     <w:p>
       <w:pPr>
-        <w:rPr>
-          <w:sz w:val="32"/>
-          <w:szCs w:val="32"/>
-        </w:rPr>
-      </w:pPr>
-    </w:p>
-    <w:p>
-      <w:pPr>
         <w:widowControl/>
         <w:rPr>
-          <w:sz w:val="32"/>
-          <w:szCs w:val="32"/>
-        </w:rPr>
-      </w:pPr>
-      <w:r>
-        <w:rPr>
-          <w:sz w:val="32"/>
-          <w:szCs w:val="32"/>
-        </w:rPr>
-        <w:br w:type="page"/>
-      </w:r>
-    </w:p>
-    <w:p>
-      <w:pPr>
-        <w:rPr>
-          <w:b/>
-          <w:bCs/>
-          <w:sz w:val="36"/>
-          <w:szCs w:val="36"/>
-        </w:rPr>
-      </w:pPr>
-      <w:r>
-        <w:rPr>
-          <w:rFonts w:hint="eastAsia"/>
-          <w:b/>
-          <w:bCs/>
-          <w:sz w:val="36"/>
-          <w:szCs w:val="36"/>
-        </w:rPr>
-        <w:lastRenderedPageBreak/>
-        <w:t xml:space="preserve">1-4 </w:t>
-      </w:r>
-      <w:r>
-        <w:rPr>
-          <w:rFonts w:hint="eastAsia"/>
-          <w:b/>
-          <w:bCs/>
-          <w:sz w:val="36"/>
-          <w:szCs w:val="36"/>
-        </w:rPr>
-        <w:t>預期成果</w:t>
-      </w:r>
-    </w:p>
-    <w:p>
-      <w:pPr>
-        <w:rPr>
-          <w:sz w:val="32"/>
-          <w:szCs w:val="32"/>
-        </w:rPr>
-      </w:pPr>
-      <w:r>
-        <w:rPr>
-          <w:rFonts w:hint="eastAsia"/>
-          <w:sz w:val="32"/>
-          <w:szCs w:val="32"/>
-        </w:rPr>
-        <w:t>1.</w:t>
-      </w:r>
-      <w:r>
-        <w:rPr>
-          <w:rFonts w:hint="eastAsia"/>
-          <w:sz w:val="32"/>
-          <w:szCs w:val="32"/>
-        </w:rPr>
-        <w:t>完成一款功能完整的日文學習</w:t>
-      </w:r>
-      <w:r>
-        <w:rPr>
-          <w:rFonts w:hint="eastAsia"/>
-          <w:sz w:val="32"/>
-          <w:szCs w:val="32"/>
-        </w:rPr>
-        <w:t xml:space="preserve"> App</w:t>
-      </w:r>
-      <w:r>
-        <w:rPr>
-          <w:rFonts w:hint="eastAsia"/>
-          <w:sz w:val="32"/>
-          <w:szCs w:val="32"/>
-        </w:rPr>
-        <w:t>：整合拍照辨識、單字收藏、</w:t>
-      </w:r>
-      <w:r>
-        <w:rPr>
-          <w:rFonts w:hint="eastAsia"/>
-          <w:sz w:val="32"/>
-          <w:szCs w:val="32"/>
-        </w:rPr>
-        <w:t xml:space="preserve">AI </w:t>
-      </w:r>
-      <w:r>
-        <w:rPr>
-          <w:rFonts w:hint="eastAsia"/>
-          <w:sz w:val="32"/>
-          <w:szCs w:val="32"/>
-        </w:rPr>
-        <w:t>對話、社群互動、商業模式與個人化設定，提供使用者一站式的學習體驗。</w:t>
-      </w:r>
-    </w:p>
-    <w:p>
-      <w:pPr>
-        <w:rPr>
-          <w:sz w:val="32"/>
-          <w:szCs w:val="32"/>
-        </w:rPr>
-      </w:pPr>
-    </w:p>
-    <w:p>
-      <w:pPr>
-        <w:rPr>
-          <w:sz w:val="32"/>
-          <w:szCs w:val="32"/>
-        </w:rPr>
-      </w:pPr>
-      <w:r>
-        <w:rPr>
-          <w:rFonts w:hint="eastAsia"/>
-          <w:sz w:val="32"/>
-          <w:szCs w:val="32"/>
-        </w:rPr>
-        <w:t>2.</w:t>
-      </w:r>
-      <w:r>
-        <w:rPr>
-          <w:rFonts w:hint="eastAsia"/>
-          <w:sz w:val="32"/>
-          <w:szCs w:val="32"/>
-        </w:rPr>
-        <w:t>提升使用者學習動機：透過情境化的拍照學習與成就系統，讓使用者更願意持續使用</w:t>
-      </w:r>
-      <w:r>
-        <w:rPr>
-          <w:rFonts w:hint="eastAsia"/>
-          <w:sz w:val="32"/>
-          <w:szCs w:val="32"/>
-        </w:rPr>
-        <w:t xml:space="preserve"> App </w:t>
-      </w:r>
-      <w:r>
-        <w:rPr>
-          <w:rFonts w:hint="eastAsia"/>
-          <w:sz w:val="32"/>
-          <w:szCs w:val="32"/>
-        </w:rPr>
-        <w:t>學習日文。</w:t>
-      </w:r>
-    </w:p>
-    <w:p>
-      <w:pPr>
-        <w:rPr>
-          <w:sz w:val="32"/>
-          <w:szCs w:val="32"/>
-        </w:rPr>
-      </w:pPr>
-    </w:p>
-    <w:p>
-      <w:pPr>
-        <w:rPr>
-          <w:sz w:val="32"/>
-          <w:szCs w:val="32"/>
-        </w:rPr>
-      </w:pPr>
-      <w:r>
-        <w:rPr>
-          <w:rFonts w:hint="eastAsia"/>
-          <w:sz w:val="32"/>
-          <w:szCs w:val="32"/>
-        </w:rPr>
-        <w:t>3.</w:t>
-      </w:r>
-      <w:r>
-        <w:rPr>
-          <w:rFonts w:hint="eastAsia"/>
-          <w:sz w:val="32"/>
-          <w:szCs w:val="32"/>
-        </w:rPr>
-        <w:t>建立互動式學習社群：透過好友、學習小組與排行榜等社群機制，讓學習不再孤單，提升使用者的回訪率。</w:t>
-      </w:r>
-    </w:p>
-    <w:p>
-      <w:pPr>
-        <w:rPr>
-          <w:sz w:val="32"/>
-          <w:szCs w:val="32"/>
-        </w:rPr>
-      </w:pPr>
-    </w:p>
-    <w:p>
-      <w:pPr>
-        <w:rPr>
-          <w:sz w:val="32"/>
-          <w:szCs w:val="32"/>
-        </w:rPr>
-      </w:pPr>
-      <w:r>
-        <w:rPr>
-          <w:rFonts w:hint="eastAsia"/>
-          <w:sz w:val="32"/>
-          <w:szCs w:val="32"/>
-        </w:rPr>
-        <w:t>4.</w:t>
-      </w:r>
-      <w:r>
-        <w:rPr>
-          <w:rFonts w:hint="eastAsia"/>
-          <w:sz w:val="32"/>
-          <w:szCs w:val="32"/>
-        </w:rPr>
-        <w:t>驗證「拍照學語言」的可行性：透過實際使用測試與意見回饋機制，蒐集使用者反饋，作為未來功能改進的依據。</w:t>
-      </w:r>
-    </w:p>
-    <w:p>
-      <w:pPr>
-        <w:rPr>
-          <w:sz w:val="32"/>
-          <w:szCs w:val="32"/>
-        </w:rPr>
-      </w:pPr>
-    </w:p>
-    <w:p>
-      <w:pPr>
-        <w:rPr>
-          <w:sz w:val="32"/>
-          <w:szCs w:val="32"/>
-        </w:rPr>
-      </w:pPr>
-      <w:r>
-        <w:rPr>
-          <w:rFonts w:hint="eastAsia"/>
-          <w:sz w:val="32"/>
-          <w:szCs w:val="32"/>
-        </w:rPr>
-        <w:t>5.</w:t>
-      </w:r>
-      <w:r>
-        <w:rPr>
-          <w:rFonts w:hint="eastAsia"/>
-          <w:sz w:val="32"/>
-          <w:szCs w:val="32"/>
-        </w:rPr>
-        <w:t>培養專題開發能力：團隊成員透過完整的前後端開發、資料庫設計、第三方</w:t>
-      </w:r>
-      <w:r>
-        <w:rPr>
-          <w:rFonts w:hint="eastAsia"/>
-          <w:sz w:val="32"/>
-          <w:szCs w:val="32"/>
-        </w:rPr>
-        <w:t xml:space="preserve"> API </w:t>
-      </w:r>
-      <w:r>
-        <w:rPr>
-          <w:rFonts w:hint="eastAsia"/>
-          <w:sz w:val="32"/>
-          <w:szCs w:val="32"/>
-        </w:rPr>
-        <w:t>整合（</w:t>
-      </w:r>
-      <w:r>
-        <w:rPr>
-          <w:rFonts w:hint="eastAsia"/>
-          <w:sz w:val="32"/>
-          <w:szCs w:val="32"/>
-        </w:rPr>
-        <w:t>Firebase</w:t>
-      </w:r>
-      <w:r>
-        <w:rPr>
-          <w:rFonts w:hint="eastAsia"/>
-          <w:sz w:val="32"/>
-          <w:szCs w:val="32"/>
-        </w:rPr>
-        <w:t>、</w:t>
-      </w:r>
-      <w:r>
-        <w:rPr>
-          <w:rFonts w:hint="eastAsia"/>
-          <w:sz w:val="32"/>
-          <w:szCs w:val="32"/>
-        </w:rPr>
-        <w:t>Google AI</w:t>
-      </w:r>
-      <w:r>
-        <w:rPr>
-          <w:rFonts w:hint="eastAsia"/>
-          <w:sz w:val="32"/>
-          <w:szCs w:val="32"/>
-        </w:rPr>
-        <w:t>），累積實戰經驗。</w:t>
-      </w:r>
-    </w:p>
-    <w:p>
-      <w:pPr>
-        <w:widowControl/>
-        <w:rPr>
-          <w:sz w:val="32"/>
-          <w:szCs w:val="32"/>
-        </w:rPr>
-      </w:pPr>
-      <w:r>
-        <w:rPr>
-          <w:sz w:val="32"/>
-          <w:szCs w:val="32"/>
-        </w:rPr>
-        <w:br w:type="page"/>
-      </w:r>
-    </w:p>
-    <w:p>
-      <w:pPr>
-        <w:rPr>
-          <w:sz w:val="32"/>
-          <w:szCs w:val="32"/>
-        </w:rPr>
-      </w:pPr>
-      <w:r>
-        <w:rPr>
-          <w:sz w:val="32"/>
-          <w:szCs w:val="32"/>
-        </w:rPr>
-        <w:lastRenderedPageBreak/>
-        <w:t xml:space="preserve">            </w:t>
-      </w:r>
+          <w:rFonts w:hint="eastAsia"/>
+          <w:sz w:val="32"/>
+          <w:szCs w:val="32"/>
+        </w:rPr>
+      </w:pPr>
     </w:p>
     <w:sectPr>
       <w:pgSz w:w="11906" w:h="16838"/>
